--- a/reports/report.docx
+++ b/reports/report.docx
@@ -3068,6 +3068,25 @@
     <w:p>
       <w:pPr>
         <w:pStyle w:val="Style14"/>
+        <w:bidi w:val="0"/>
+        <w:spacing w:lineRule="auto" w:line="276" w:before="0" w:after="140"/>
+        <w:jc w:val="left"/>
+        <w:rPr/>
+      </w:pPr>
+      <w:r>
+        <w:rPr>
+          <w:b/>
+        </w:rPr>
+        <w:t>Три числа Саргассова моря (профиль S2, пластик &gt; 2 см) — не путать:</w:t>
+      </w:r>
+      <w:r>
+        <w:rPr/>
+        <w:t xml:space="preserve"> 53.9 шт./км² — среднее профиля ΣN/ΣA по всем событиям (измерение, 95 % с разбросом между днями [39.7–70.4]); 37.0 шт./км² — медиана события, её карта показывает как оценку для нового места; 25.2 шт./км² — средняя ошибка этой медианы на отложенном test.</w:t>
+      </w:r>
+    </w:p>
+    <w:p>
+      <w:pPr>
+        <w:pStyle w:val="Style14"/>
         <w:numPr>
           <w:ilvl w:val="0"/>
           <w:numId w:val="3"/>
@@ -3695,7 +3714,7 @@
       </w:r>
       <w:r>
         <w:rPr/>
-        <w:t xml:space="preserve"> Сцена Sentinel-2 30SXE (11.03.2021) не участвовала ни в обучении, ни в подборе порога, ни в экспериментах. На ней 23 зон, из них 14 совпадают с нитями каталога Cózar 2024 (уровень B). Во всём слое 286 зон на 75 оцениваемых сценах:</w:t>
+        <w:t xml:space="preserve"> Сцена Sentinel-2 30SXE (11.03.2021) не участвовала ни в обучении, ни в подборе порога, ни в экспериментах. На ней 23 зон, из них 14 совпадают с нитями каталога Cózar 2024 (уровень B). Во всём слое 78 находок из 286 обработанных зон на 75 оцениваемых сценах:</w:t>
       </w:r>
     </w:p>
     <w:tbl>
@@ -6889,7 +6908,7 @@
       </w:pPr>
       <w:r>
         <w:rPr/>
-        <w:t>спутниковые зоны — 286;</w:t>
+        <w:t>спутниковые находки — 78 из 286 обработанных зон;</w:t>
       </w:r>
     </w:p>
     <w:p>
@@ -10158,6 +10177,28 @@
       <w:r>
         <w:rPr/>
         <w:t>MAE 0.59 шт./кадр [0.54–0.66], AP50 0.914;</w:t>
+      </w:r>
+    </w:p>
+    <w:p>
+      <w:pPr>
+        <w:pStyle w:val="Style14"/>
+        <w:numPr>
+          <w:ilvl w:val="0"/>
+          <w:numId w:val="14"/>
+        </w:numPr>
+        <w:tabs>
+          <w:tab w:val="clear" w:pos="709"/>
+          <w:tab w:val="left" w:pos="709" w:leader="none"/>
+        </w:tabs>
+        <w:bidi w:val="0"/>
+        <w:spacing w:before="0" w:after="0"/>
+        <w:ind w:left="709" w:hanging="283"/>
+        <w:jc w:val="left"/>
+        <w:rPr/>
+      </w:pPr>
+      <w:r>
+        <w:rPr/>
+        <w:t>сравнение с готовым DebrisScan на кадрах Winans (397 кадров): MAE 1.85 против 2.29 шт./кадр, разность [-0.64; -0.22] — наша модель заменяет бейзлайн DebrisScan, только если MAE ≤ 0,9 × MAE бейзлайна, ДИ разности &lt; 0 и точность не хуже (правило записано до сравнения);</w:t>
       </w:r>
     </w:p>
     <w:p>

--- a/reports/report.docx
+++ b/reports/report.docx
@@ -4095,7 +4095,7 @@
           <wp:inline distT="0" distB="0" distL="0" distR="0">
             <wp:extent cx="4064000" cy="2768600"/>
             <wp:effectExtent l="0" t="0" r="0" b="0"/>
-            <wp:docPr id="2" name="Изображение2" descr="Карточка зоны на отложенной сцене: «Измерено / Вероятно»"/>
+            <wp:docPr id="2" name="Изображение2" descr="Карточка зоны на отложенной сцене: площадь и доля покрытия — оценка детектора по маске, маска качества — SCL, погода — ERA5"/>
             <wp:cNvGraphicFramePr>
               <a:graphicFrameLocks xmlns:a="http://schemas.openxmlformats.org/drawingml/2006/main" noChangeAspect="1"/>
             </wp:cNvGraphicFramePr>
@@ -4103,7 +4103,7 @@
               <a:graphicData uri="http://schemas.openxmlformats.org/drawingml/2006/picture">
                 <pic:pic xmlns:pic="http://schemas.openxmlformats.org/drawingml/2006/picture">
                   <pic:nvPicPr>
-                    <pic:cNvPr id="2" name="Изображение2" descr="Карточка зоны на отложенной сцене: «Измерено / Вероятно»"/>
+                    <pic:cNvPr id="2" name="Изображение2" descr="Карточка зоны на отложенной сцене: площадь и доля покрытия — оценка детектора по маске, маска качества — SCL, погода — ERA5"/>
                     <pic:cNvPicPr>
                       <a:picLocks noChangeAspect="1" noChangeArrowheads="1"/>
                     </pic:cNvPicPr>
@@ -4137,7 +4137,7 @@
         <w:rPr>
           <w:i/>
         </w:rPr>
-        <w:t>Карточка зоны на отложенной сцене: «Измерено / Вероятно»</w:t>
+        <w:t>Карточка зоны на отложенной сцене: площадь и доля покрытия — оценка детектора по маске, маска качества — SCL, погода — ERA5</w:t>
       </w:r>
     </w:p>
     <w:p>

--- a/reports/report.docx
+++ b/reports/report.docx
@@ -67,7 +67,7 @@
         <w:rPr>
           <w:rStyle w:val="Style11"/>
         </w:rPr>
-        <w:t>3db680b6661e86d3</w:t>
+        <w:t>278d93fb3390edeb</w:t>
       </w:r>
       <w:r>
         <w:rPr/>
@@ -3714,7 +3714,7 @@
       </w:r>
       <w:r>
         <w:rPr/>
-        <w:t xml:space="preserve"> Сцена Sentinel-2 30SXE (11.03.2021) не участвовала ни в обучении, ни в подборе порога, ни в экспериментах. На ней 23 зон, из них 14 совпадают с нитями каталога Cózar 2024 (уровень B). Во всём слое 78 находок из 286 обработанных зон на 75 оцениваемых сценах:</w:t>
+        <w:t xml:space="preserve"> Сцена Sentinel-2 30SXE (11.03.2021) не участвовала ни в обучении, ни в подборе порога, ни в экспериментах. На ней 23 зон, из них 14 совпадают с нитями каталога Cózar 2024 (уровень B). Во всём слое 77 находок из 286 обработанных зон на 75 оцениваемых сценах:</w:t>
       </w:r>
     </w:p>
     <w:tbl>
@@ -6908,7 +6908,7 @@
       </w:pPr>
       <w:r>
         <w:rPr/>
-        <w:t>спутниковые находки — 78 из 286 обработанных зон;</w:t>
+        <w:t>спутниковые находки — 77 из 286 обработанных зон;</w:t>
       </w:r>
     </w:p>
     <w:p>
@@ -7119,7 +7119,7 @@
       </w:pPr>
       <w:r>
         <w:rPr/>
-        <w:t>ok 284 из 284 проверок, расхождений 0;</w:t>
+        <w:t>ok 259 из 259 проверок, расхождений 0;</w:t>
       </w:r>
     </w:p>
     <w:p>
@@ -7162,7 +7162,7 @@
       </w:pPr>
       <w:r>
         <w:rPr/>
-        <w:t>p95 ответа ≤ 104 мс.</w:t>
+        <w:t>p95 ответа ≤ 106 мс.</w:t>
       </w:r>
     </w:p>
     <w:p>
@@ -21262,7 +21262,7 @@
               <w:rPr>
                 <w:sz w:val="18"/>
               </w:rPr>
-              <w:t>7. Розыск снимков (§11)</w:t>
+              <w:t>7. Розыск снимков</w:t>
             </w:r>
           </w:p>
         </w:tc>
@@ -21314,7 +21314,7 @@
               <w:rPr>
                 <w:sz w:val="18"/>
               </w:rPr>
-              <w:t>розыск снимков под события CSV организаторов и под отрезки ADIS; уровень доказательности A–D у каждой строки; стоп-правило §11: нет A или убедительного C за пилот — поиск по дрейфу не расширяем; дрейф — область поиска, не доказательство</w:t>
+              <w:t>розыск снимков под события CSV организаторов и под отрезки ADIS; уровень доказательности A–D у каждой строки; стоп-правило: нет A или убедительного C за пилот — поиск по дрейфу не расширяем; дрейф — область поиска, не доказательство</w:t>
             </w:r>
           </w:p>
         </w:tc>
@@ -22270,7 +22270,7 @@
       </w:r>
       <w:r>
         <w:rPr/>
-        <w:t xml:space="preserve"> — 11.5 с без сети; 24 выходных таблиц с одинаковыми sha256 при повторе.</w:t>
+        <w:t xml:space="preserve"> — 7.5 с без сети; 24 выходных таблиц с одинаковыми sha256 при повторе.</w:t>
       </w:r>
     </w:p>
     <w:p>

--- a/reports/report.docx
+++ b/reports/report.docx
@@ -340,19 +340,19 @@
         </w:tblCellMar>
       </w:tblPr>
       <w:tblGrid>
-        <w:gridCol w:w="1144"/>
-        <w:gridCol w:w="1563"/>
-        <w:gridCol w:w="1540"/>
-        <w:gridCol w:w="1480"/>
-        <w:gridCol w:w="1524"/>
-        <w:gridCol w:w="1361"/>
-        <w:gridCol w:w="1593"/>
+        <w:gridCol w:w="1147"/>
+        <w:gridCol w:w="1345"/>
+        <w:gridCol w:w="1546"/>
+        <w:gridCol w:w="1483"/>
+        <w:gridCol w:w="1761"/>
+        <w:gridCol w:w="1327"/>
+        <w:gridCol w:w="1596"/>
       </w:tblGrid>
       <w:tr>
         <w:trPr/>
         <w:tc>
           <w:tcPr>
-            <w:tcW w:w="1144" w:type="dxa"/>
+            <w:tcW w:w="1147" w:type="dxa"/>
             <w:tcBorders>
               <w:top w:val="single" w:sz="4" w:space="0" w:color="808080"/>
               <w:left w:val="single" w:sz="4" w:space="0" w:color="808080"/>
@@ -380,7 +380,7 @@
         </w:tc>
         <w:tc>
           <w:tcPr>
-            <w:tcW w:w="1563" w:type="dxa"/>
+            <w:tcW w:w="1345" w:type="dxa"/>
             <w:tcBorders>
               <w:top w:val="single" w:sz="4" w:space="0" w:color="808080"/>
               <w:left w:val="single" w:sz="2" w:space="0" w:color="808080"/>
@@ -408,7 +408,7 @@
         </w:tc>
         <w:tc>
           <w:tcPr>
-            <w:tcW w:w="1540" w:type="dxa"/>
+            <w:tcW w:w="1546" w:type="dxa"/>
             <w:tcBorders>
               <w:top w:val="single" w:sz="4" w:space="0" w:color="808080"/>
               <w:left w:val="single" w:sz="2" w:space="0" w:color="808080"/>
@@ -436,7 +436,7 @@
         </w:tc>
         <w:tc>
           <w:tcPr>
-            <w:tcW w:w="1480" w:type="dxa"/>
+            <w:tcW w:w="1483" w:type="dxa"/>
             <w:tcBorders>
               <w:top w:val="single" w:sz="4" w:space="0" w:color="808080"/>
               <w:left w:val="single" w:sz="2" w:space="0" w:color="808080"/>
@@ -464,7 +464,7 @@
         </w:tc>
         <w:tc>
           <w:tcPr>
-            <w:tcW w:w="1524" w:type="dxa"/>
+            <w:tcW w:w="1761" w:type="dxa"/>
             <w:tcBorders>
               <w:top w:val="single" w:sz="4" w:space="0" w:color="808080"/>
               <w:left w:val="single" w:sz="2" w:space="0" w:color="808080"/>
@@ -492,7 +492,7 @@
         </w:tc>
         <w:tc>
           <w:tcPr>
-            <w:tcW w:w="1361" w:type="dxa"/>
+            <w:tcW w:w="1327" w:type="dxa"/>
             <w:tcBorders>
               <w:top w:val="single" w:sz="4" w:space="0" w:color="808080"/>
               <w:left w:val="single" w:sz="2" w:space="0" w:color="808080"/>
@@ -520,7 +520,7 @@
         </w:tc>
         <w:tc>
           <w:tcPr>
-            <w:tcW w:w="1593" w:type="dxa"/>
+            <w:tcW w:w="1596" w:type="dxa"/>
             <w:tcBorders>
               <w:top w:val="single" w:sz="4" w:space="0" w:color="808080"/>
               <w:left w:val="single" w:sz="2" w:space="0" w:color="808080"/>
@@ -551,7 +551,7 @@
         <w:trPr/>
         <w:tc>
           <w:tcPr>
-            <w:tcW w:w="1144" w:type="dxa"/>
+            <w:tcW w:w="1147" w:type="dxa"/>
             <w:tcBorders>
               <w:left w:val="single" w:sz="4" w:space="0" w:color="808080"/>
               <w:bottom w:val="single" w:sz="2" w:space="0" w:color="808080"/>
@@ -577,7 +577,7 @@
         </w:tc>
         <w:tc>
           <w:tcPr>
-            <w:tcW w:w="1563" w:type="dxa"/>
+            <w:tcW w:w="1345" w:type="dxa"/>
             <w:tcBorders>
               <w:left w:val="single" w:sz="2" w:space="0" w:color="808080"/>
               <w:bottom w:val="single" w:sz="2" w:space="0" w:color="808080"/>
@@ -603,7 +603,7 @@
         </w:tc>
         <w:tc>
           <w:tcPr>
-            <w:tcW w:w="1540" w:type="dxa"/>
+            <w:tcW w:w="1546" w:type="dxa"/>
             <w:tcBorders>
               <w:left w:val="single" w:sz="2" w:space="0" w:color="808080"/>
               <w:bottom w:val="single" w:sz="2" w:space="0" w:color="808080"/>
@@ -629,7 +629,7 @@
         </w:tc>
         <w:tc>
           <w:tcPr>
-            <w:tcW w:w="1480" w:type="dxa"/>
+            <w:tcW w:w="1483" w:type="dxa"/>
             <w:tcBorders>
               <w:left w:val="single" w:sz="2" w:space="0" w:color="808080"/>
               <w:bottom w:val="single" w:sz="2" w:space="0" w:color="808080"/>
@@ -655,7 +655,7 @@
         </w:tc>
         <w:tc>
           <w:tcPr>
-            <w:tcW w:w="1524" w:type="dxa"/>
+            <w:tcW w:w="1761" w:type="dxa"/>
             <w:tcBorders>
               <w:left w:val="single" w:sz="2" w:space="0" w:color="808080"/>
               <w:bottom w:val="single" w:sz="2" w:space="0" w:color="808080"/>
@@ -681,7 +681,7 @@
         </w:tc>
         <w:tc>
           <w:tcPr>
-            <w:tcW w:w="1361" w:type="dxa"/>
+            <w:tcW w:w="1327" w:type="dxa"/>
             <w:tcBorders>
               <w:left w:val="single" w:sz="2" w:space="0" w:color="808080"/>
               <w:bottom w:val="single" w:sz="2" w:space="0" w:color="808080"/>
@@ -707,7 +707,7 @@
         </w:tc>
         <w:tc>
           <w:tcPr>
-            <w:tcW w:w="1593" w:type="dxa"/>
+            <w:tcW w:w="1596" w:type="dxa"/>
             <w:tcBorders>
               <w:left w:val="single" w:sz="2" w:space="0" w:color="808080"/>
               <w:bottom w:val="single" w:sz="2" w:space="0" w:color="808080"/>
@@ -736,7 +736,7 @@
         <w:trPr/>
         <w:tc>
           <w:tcPr>
-            <w:tcW w:w="1144" w:type="dxa"/>
+            <w:tcW w:w="1147" w:type="dxa"/>
             <w:tcBorders>
               <w:left w:val="single" w:sz="4" w:space="0" w:color="808080"/>
               <w:bottom w:val="single" w:sz="2" w:space="0" w:color="808080"/>
@@ -762,7 +762,7 @@
         </w:tc>
         <w:tc>
           <w:tcPr>
-            <w:tcW w:w="1563" w:type="dxa"/>
+            <w:tcW w:w="1345" w:type="dxa"/>
             <w:tcBorders>
               <w:left w:val="single" w:sz="2" w:space="0" w:color="808080"/>
               <w:bottom w:val="single" w:sz="2" w:space="0" w:color="808080"/>
@@ -788,7 +788,7 @@
         </w:tc>
         <w:tc>
           <w:tcPr>
-            <w:tcW w:w="1540" w:type="dxa"/>
+            <w:tcW w:w="1546" w:type="dxa"/>
             <w:tcBorders>
               <w:left w:val="single" w:sz="2" w:space="0" w:color="808080"/>
               <w:bottom w:val="single" w:sz="2" w:space="0" w:color="808080"/>
@@ -814,7 +814,7 @@
         </w:tc>
         <w:tc>
           <w:tcPr>
-            <w:tcW w:w="1480" w:type="dxa"/>
+            <w:tcW w:w="1483" w:type="dxa"/>
             <w:tcBorders>
               <w:left w:val="single" w:sz="2" w:space="0" w:color="808080"/>
               <w:bottom w:val="single" w:sz="2" w:space="0" w:color="808080"/>
@@ -840,7 +840,7 @@
         </w:tc>
         <w:tc>
           <w:tcPr>
-            <w:tcW w:w="1524" w:type="dxa"/>
+            <w:tcW w:w="1761" w:type="dxa"/>
             <w:tcBorders>
               <w:left w:val="single" w:sz="2" w:space="0" w:color="808080"/>
               <w:bottom w:val="single" w:sz="2" w:space="0" w:color="808080"/>
@@ -866,7 +866,7 @@
         </w:tc>
         <w:tc>
           <w:tcPr>
-            <w:tcW w:w="1361" w:type="dxa"/>
+            <w:tcW w:w="1327" w:type="dxa"/>
             <w:tcBorders>
               <w:left w:val="single" w:sz="2" w:space="0" w:color="808080"/>
               <w:bottom w:val="single" w:sz="2" w:space="0" w:color="808080"/>
@@ -892,7 +892,7 @@
         </w:tc>
         <w:tc>
           <w:tcPr>
-            <w:tcW w:w="1593" w:type="dxa"/>
+            <w:tcW w:w="1596" w:type="dxa"/>
             <w:tcBorders>
               <w:left w:val="single" w:sz="2" w:space="0" w:color="808080"/>
               <w:bottom w:val="single" w:sz="2" w:space="0" w:color="808080"/>
@@ -921,7 +921,7 @@
         <w:trPr/>
         <w:tc>
           <w:tcPr>
-            <w:tcW w:w="1144" w:type="dxa"/>
+            <w:tcW w:w="1147" w:type="dxa"/>
             <w:tcBorders>
               <w:left w:val="single" w:sz="4" w:space="0" w:color="808080"/>
               <w:bottom w:val="single" w:sz="2" w:space="0" w:color="808080"/>
@@ -947,7 +947,7 @@
         </w:tc>
         <w:tc>
           <w:tcPr>
-            <w:tcW w:w="1563" w:type="dxa"/>
+            <w:tcW w:w="1345" w:type="dxa"/>
             <w:tcBorders>
               <w:left w:val="single" w:sz="2" w:space="0" w:color="808080"/>
               <w:bottom w:val="single" w:sz="2" w:space="0" w:color="808080"/>
@@ -973,7 +973,7 @@
         </w:tc>
         <w:tc>
           <w:tcPr>
-            <w:tcW w:w="1540" w:type="dxa"/>
+            <w:tcW w:w="1546" w:type="dxa"/>
             <w:tcBorders>
               <w:left w:val="single" w:sz="2" w:space="0" w:color="808080"/>
               <w:bottom w:val="single" w:sz="2" w:space="0" w:color="808080"/>
@@ -999,7 +999,7 @@
         </w:tc>
         <w:tc>
           <w:tcPr>
-            <w:tcW w:w="1480" w:type="dxa"/>
+            <w:tcW w:w="1483" w:type="dxa"/>
             <w:tcBorders>
               <w:left w:val="single" w:sz="2" w:space="0" w:color="808080"/>
               <w:bottom w:val="single" w:sz="2" w:space="0" w:color="808080"/>
@@ -1025,7 +1025,7 @@
         </w:tc>
         <w:tc>
           <w:tcPr>
-            <w:tcW w:w="1524" w:type="dxa"/>
+            <w:tcW w:w="1761" w:type="dxa"/>
             <w:tcBorders>
               <w:left w:val="single" w:sz="2" w:space="0" w:color="808080"/>
               <w:bottom w:val="single" w:sz="2" w:space="0" w:color="808080"/>
@@ -1051,7 +1051,7 @@
         </w:tc>
         <w:tc>
           <w:tcPr>
-            <w:tcW w:w="1361" w:type="dxa"/>
+            <w:tcW w:w="1327" w:type="dxa"/>
             <w:tcBorders>
               <w:left w:val="single" w:sz="2" w:space="0" w:color="808080"/>
               <w:bottom w:val="single" w:sz="2" w:space="0" w:color="808080"/>
@@ -1077,7 +1077,7 @@
         </w:tc>
         <w:tc>
           <w:tcPr>
-            <w:tcW w:w="1593" w:type="dxa"/>
+            <w:tcW w:w="1596" w:type="dxa"/>
             <w:tcBorders>
               <w:left w:val="single" w:sz="2" w:space="0" w:color="808080"/>
               <w:bottom w:val="single" w:sz="2" w:space="0" w:color="808080"/>
@@ -1106,7 +1106,7 @@
         <w:trPr/>
         <w:tc>
           <w:tcPr>
-            <w:tcW w:w="1144" w:type="dxa"/>
+            <w:tcW w:w="1147" w:type="dxa"/>
             <w:tcBorders>
               <w:left w:val="single" w:sz="4" w:space="0" w:color="808080"/>
               <w:bottom w:val="single" w:sz="2" w:space="0" w:color="808080"/>
@@ -1132,7 +1132,7 @@
         </w:tc>
         <w:tc>
           <w:tcPr>
-            <w:tcW w:w="1563" w:type="dxa"/>
+            <w:tcW w:w="1345" w:type="dxa"/>
             <w:tcBorders>
               <w:left w:val="single" w:sz="2" w:space="0" w:color="808080"/>
               <w:bottom w:val="single" w:sz="2" w:space="0" w:color="808080"/>
@@ -1158,7 +1158,7 @@
         </w:tc>
         <w:tc>
           <w:tcPr>
-            <w:tcW w:w="1540" w:type="dxa"/>
+            <w:tcW w:w="1546" w:type="dxa"/>
             <w:tcBorders>
               <w:left w:val="single" w:sz="2" w:space="0" w:color="808080"/>
               <w:bottom w:val="single" w:sz="2" w:space="0" w:color="808080"/>
@@ -1184,7 +1184,7 @@
         </w:tc>
         <w:tc>
           <w:tcPr>
-            <w:tcW w:w="1480" w:type="dxa"/>
+            <w:tcW w:w="1483" w:type="dxa"/>
             <w:tcBorders>
               <w:left w:val="single" w:sz="2" w:space="0" w:color="808080"/>
               <w:bottom w:val="single" w:sz="2" w:space="0" w:color="808080"/>
@@ -1210,7 +1210,7 @@
         </w:tc>
         <w:tc>
           <w:tcPr>
-            <w:tcW w:w="1524" w:type="dxa"/>
+            <w:tcW w:w="1761" w:type="dxa"/>
             <w:tcBorders>
               <w:left w:val="single" w:sz="2" w:space="0" w:color="808080"/>
               <w:bottom w:val="single" w:sz="2" w:space="0" w:color="808080"/>
@@ -1236,7 +1236,7 @@
         </w:tc>
         <w:tc>
           <w:tcPr>
-            <w:tcW w:w="1361" w:type="dxa"/>
+            <w:tcW w:w="1327" w:type="dxa"/>
             <w:tcBorders>
               <w:left w:val="single" w:sz="2" w:space="0" w:color="808080"/>
               <w:bottom w:val="single" w:sz="2" w:space="0" w:color="808080"/>
@@ -1262,7 +1262,7 @@
         </w:tc>
         <w:tc>
           <w:tcPr>
-            <w:tcW w:w="1593" w:type="dxa"/>
+            <w:tcW w:w="1596" w:type="dxa"/>
             <w:tcBorders>
               <w:left w:val="single" w:sz="2" w:space="0" w:color="808080"/>
               <w:bottom w:val="single" w:sz="2" w:space="0" w:color="808080"/>
@@ -1291,7 +1291,7 @@
         <w:trPr/>
         <w:tc>
           <w:tcPr>
-            <w:tcW w:w="1144" w:type="dxa"/>
+            <w:tcW w:w="1147" w:type="dxa"/>
             <w:tcBorders>
               <w:left w:val="single" w:sz="4" w:space="0" w:color="808080"/>
               <w:bottom w:val="single" w:sz="2" w:space="0" w:color="808080"/>
@@ -1317,7 +1317,7 @@
         </w:tc>
         <w:tc>
           <w:tcPr>
-            <w:tcW w:w="1563" w:type="dxa"/>
+            <w:tcW w:w="1345" w:type="dxa"/>
             <w:tcBorders>
               <w:left w:val="single" w:sz="2" w:space="0" w:color="808080"/>
               <w:bottom w:val="single" w:sz="2" w:space="0" w:color="808080"/>
@@ -1343,7 +1343,7 @@
         </w:tc>
         <w:tc>
           <w:tcPr>
-            <w:tcW w:w="1540" w:type="dxa"/>
+            <w:tcW w:w="1546" w:type="dxa"/>
             <w:tcBorders>
               <w:left w:val="single" w:sz="2" w:space="0" w:color="808080"/>
               <w:bottom w:val="single" w:sz="2" w:space="0" w:color="808080"/>
@@ -1369,7 +1369,7 @@
         </w:tc>
         <w:tc>
           <w:tcPr>
-            <w:tcW w:w="1480" w:type="dxa"/>
+            <w:tcW w:w="1483" w:type="dxa"/>
             <w:tcBorders>
               <w:left w:val="single" w:sz="2" w:space="0" w:color="808080"/>
               <w:bottom w:val="single" w:sz="2" w:space="0" w:color="808080"/>
@@ -1395,7 +1395,7 @@
         </w:tc>
         <w:tc>
           <w:tcPr>
-            <w:tcW w:w="1524" w:type="dxa"/>
+            <w:tcW w:w="1761" w:type="dxa"/>
             <w:tcBorders>
               <w:left w:val="single" w:sz="2" w:space="0" w:color="808080"/>
               <w:bottom w:val="single" w:sz="2" w:space="0" w:color="808080"/>
@@ -1421,7 +1421,7 @@
         </w:tc>
         <w:tc>
           <w:tcPr>
-            <w:tcW w:w="1361" w:type="dxa"/>
+            <w:tcW w:w="1327" w:type="dxa"/>
             <w:tcBorders>
               <w:left w:val="single" w:sz="2" w:space="0" w:color="808080"/>
               <w:bottom w:val="single" w:sz="2" w:space="0" w:color="808080"/>
@@ -1447,7 +1447,7 @@
         </w:tc>
         <w:tc>
           <w:tcPr>
-            <w:tcW w:w="1593" w:type="dxa"/>
+            <w:tcW w:w="1596" w:type="dxa"/>
             <w:tcBorders>
               <w:left w:val="single" w:sz="2" w:space="0" w:color="808080"/>
               <w:bottom w:val="single" w:sz="2" w:space="0" w:color="808080"/>
@@ -1476,7 +1476,7 @@
         <w:trPr/>
         <w:tc>
           <w:tcPr>
-            <w:tcW w:w="1144" w:type="dxa"/>
+            <w:tcW w:w="1147" w:type="dxa"/>
             <w:tcBorders>
               <w:left w:val="single" w:sz="4" w:space="0" w:color="808080"/>
               <w:bottom w:val="single" w:sz="2" w:space="0" w:color="808080"/>
@@ -1502,7 +1502,7 @@
         </w:tc>
         <w:tc>
           <w:tcPr>
-            <w:tcW w:w="1563" w:type="dxa"/>
+            <w:tcW w:w="1345" w:type="dxa"/>
             <w:tcBorders>
               <w:left w:val="single" w:sz="2" w:space="0" w:color="808080"/>
               <w:bottom w:val="single" w:sz="2" w:space="0" w:color="808080"/>
@@ -1528,7 +1528,7 @@
         </w:tc>
         <w:tc>
           <w:tcPr>
-            <w:tcW w:w="1540" w:type="dxa"/>
+            <w:tcW w:w="1546" w:type="dxa"/>
             <w:tcBorders>
               <w:left w:val="single" w:sz="2" w:space="0" w:color="808080"/>
               <w:bottom w:val="single" w:sz="2" w:space="0" w:color="808080"/>
@@ -1554,7 +1554,7 @@
         </w:tc>
         <w:tc>
           <w:tcPr>
-            <w:tcW w:w="1480" w:type="dxa"/>
+            <w:tcW w:w="1483" w:type="dxa"/>
             <w:tcBorders>
               <w:left w:val="single" w:sz="2" w:space="0" w:color="808080"/>
               <w:bottom w:val="single" w:sz="2" w:space="0" w:color="808080"/>
@@ -1580,7 +1580,7 @@
         </w:tc>
         <w:tc>
           <w:tcPr>
-            <w:tcW w:w="1524" w:type="dxa"/>
+            <w:tcW w:w="1761" w:type="dxa"/>
             <w:tcBorders>
               <w:left w:val="single" w:sz="2" w:space="0" w:color="808080"/>
               <w:bottom w:val="single" w:sz="2" w:space="0" w:color="808080"/>
@@ -1606,7 +1606,7 @@
         </w:tc>
         <w:tc>
           <w:tcPr>
-            <w:tcW w:w="1361" w:type="dxa"/>
+            <w:tcW w:w="1327" w:type="dxa"/>
             <w:tcBorders>
               <w:left w:val="single" w:sz="2" w:space="0" w:color="808080"/>
               <w:bottom w:val="single" w:sz="2" w:space="0" w:color="808080"/>
@@ -1632,7 +1632,7 @@
         </w:tc>
         <w:tc>
           <w:tcPr>
-            <w:tcW w:w="1593" w:type="dxa"/>
+            <w:tcW w:w="1596" w:type="dxa"/>
             <w:tcBorders>
               <w:left w:val="single" w:sz="2" w:space="0" w:color="808080"/>
               <w:bottom w:val="single" w:sz="2" w:space="0" w:color="808080"/>
@@ -1661,7 +1661,7 @@
         <w:trPr/>
         <w:tc>
           <w:tcPr>
-            <w:tcW w:w="1144" w:type="dxa"/>
+            <w:tcW w:w="1147" w:type="dxa"/>
             <w:tcBorders>
               <w:left w:val="single" w:sz="4" w:space="0" w:color="808080"/>
               <w:bottom w:val="single" w:sz="4" w:space="0" w:color="808080"/>
@@ -1687,7 +1687,7 @@
         </w:tc>
         <w:tc>
           <w:tcPr>
-            <w:tcW w:w="1563" w:type="dxa"/>
+            <w:tcW w:w="1345" w:type="dxa"/>
             <w:tcBorders>
               <w:left w:val="single" w:sz="2" w:space="0" w:color="808080"/>
               <w:bottom w:val="single" w:sz="4" w:space="0" w:color="808080"/>
@@ -1707,13 +1707,13 @@
               <w:rPr>
                 <w:sz w:val="16"/>
               </w:rPr>
-              <w:t>скопление «подозрительного плавающего материала» (класс MARIDA Marine Debris против фона)</w:t>
-            </w:r>
-          </w:p>
-        </w:tc>
-        <w:tc>
-          <w:tcPr>
-            <w:tcW w:w="1540" w:type="dxa"/>
+              <w:t>скопление плавающего материала (класс MARIDA Marine Debris против фона; пластик не подтверждён)</w:t>
+            </w:r>
+          </w:p>
+        </w:tc>
+        <w:tc>
+          <w:tcPr>
+            <w:tcW w:w="1546" w:type="dxa"/>
             <w:tcBorders>
               <w:left w:val="single" w:sz="2" w:space="0" w:color="808080"/>
               <w:bottom w:val="single" w:sz="4" w:space="0" w:color="808080"/>
@@ -1733,13 +1733,13 @@
               <w:rPr>
                 <w:sz w:val="16"/>
               </w:rPr>
-              <w:t>не определяется (пена, водоросли, суда исключены не полностью)</w:t>
-            </w:r>
-          </w:p>
-        </w:tc>
-        <w:tc>
-          <w:tcPr>
-            <w:tcW w:w="1480" w:type="dxa"/>
+              <w:t>не определяется (суда, пена, блик, облака, берег, мелководье, ветер исключаются по флагам; водоросли и древесина не проверяются)</w:t>
+            </w:r>
+          </w:p>
+        </w:tc>
+        <w:tc>
+          <w:tcPr>
+            <w:tcW w:w="1483" w:type="dxa"/>
             <w:tcBorders>
               <w:left w:val="single" w:sz="2" w:space="0" w:color="808080"/>
               <w:bottom w:val="single" w:sz="4" w:space="0" w:color="808080"/>
@@ -1765,7 +1765,7 @@
         </w:tc>
         <w:tc>
           <w:tcPr>
-            <w:tcW w:w="1524" w:type="dxa"/>
+            <w:tcW w:w="1761" w:type="dxa"/>
             <w:tcBorders>
               <w:left w:val="single" w:sz="2" w:space="0" w:color="808080"/>
               <w:bottom w:val="single" w:sz="4" w:space="0" w:color="808080"/>
@@ -1785,13 +1785,13 @@
               <w:rPr>
                 <w:sz w:val="16"/>
               </w:rPr>
-              <w:t>м² маски на км² пригодной воды (доля покрытия); шт./км² — не выдаём</w:t>
-            </w:r>
-          </w:p>
-        </w:tc>
-        <w:tc>
-          <w:tcPr>
-            <w:tcW w:w="1361" w:type="dxa"/>
+              <w:t>м² маски на км² пригодной воды (доля покрытия); количество предметов по снимку не определено, шт./км² — только свёрнутый исследовательский сценарий по мишеням PLP</w:t>
+            </w:r>
+          </w:p>
+        </w:tc>
+        <w:tc>
+          <w:tcPr>
+            <w:tcW w:w="1327" w:type="dxa"/>
             <w:tcBorders>
               <w:left w:val="single" w:sz="2" w:space="0" w:color="808080"/>
               <w:bottom w:val="single" w:sz="4" w:space="0" w:color="808080"/>
@@ -1811,13 +1811,13 @@
               <w:rPr>
                 <w:sz w:val="16"/>
               </w:rPr>
-              <w:t>не штуки, не материал, не форма (никаких «бутылок» на S2); концентрация по снимку не подтверждена</w:t>
-            </w:r>
-          </w:p>
-        </w:tc>
-        <w:tc>
-          <w:tcPr>
-            <w:tcW w:w="1593" w:type="dxa"/>
+              <w:t>не измерение штук, не материал, не форма; перенос «снимок → шт.» не подтверждён (природных пар нет), сценарий — «если бы это были бутылки 1,5 л»</w:t>
+            </w:r>
+          </w:p>
+        </w:tc>
+        <w:tc>
+          <w:tcPr>
+            <w:tcW w:w="1596" w:type="dxa"/>
             <w:tcBorders>
               <w:left w:val="single" w:sz="2" w:space="0" w:color="808080"/>
               <w:bottom w:val="single" w:sz="4" w:space="0" w:color="808080"/>
@@ -3165,7 +3165,7 @@
       </w:pPr>
       <w:r>
         <w:rPr/>
-        <w:t>Для одного нового места 95 % — 10.2–157 шт./км².</w:t>
+        <w:t>Для одного нового места 95 % — 10.0–160 шт./км².</w:t>
       </w:r>
     </w:p>
     <w:p>
@@ -3731,14 +3731,15 @@
         </w:tblCellMar>
       </w:tblPr>
       <w:tblGrid>
-        <w:gridCol w:w="8525"/>
-        <w:gridCol w:w="1680"/>
+        <w:gridCol w:w="3413"/>
+        <w:gridCol w:w="5794"/>
+        <w:gridCol w:w="998"/>
       </w:tblGrid>
       <w:tr>
         <w:trPr/>
         <w:tc>
           <w:tcPr>
-            <w:tcW w:w="8525" w:type="dxa"/>
+            <w:tcW w:w="3413" w:type="dxa"/>
             <w:tcBorders>
               <w:top w:val="single" w:sz="4" w:space="0" w:color="808080"/>
               <w:left w:val="single" w:sz="4" w:space="0" w:color="808080"/>
@@ -3760,13 +3761,41 @@
               <w:rPr>
                 <w:sz w:val="18"/>
               </w:rPr>
-              <w:t>Статус зоны</w:t>
-            </w:r>
-          </w:p>
-        </w:tc>
-        <w:tc>
-          <w:tcPr>
-            <w:tcW w:w="1680" w:type="dxa"/>
+              <w:t>Статус зоны (четыре постановочных)</w:t>
+            </w:r>
+          </w:p>
+        </w:tc>
+        <w:tc>
+          <w:tcPr>
+            <w:tcW w:w="5794" w:type="dxa"/>
+            <w:tcBorders>
+              <w:top w:val="single" w:sz="4" w:space="0" w:color="808080"/>
+              <w:left w:val="single" w:sz="2" w:space="0" w:color="808080"/>
+              <w:bottom w:val="single" w:sz="2" w:space="0" w:color="808080"/>
+              <w:right w:val="single" w:sz="4" w:space="0" w:color="808080"/>
+            </w:tcBorders>
+            <w:shd w:fill="E8E8E8" w:val="clear"/>
+            <w:vAlign w:val="center"/>
+          </w:tcPr>
+          <w:p>
+            <w:pPr>
+              <w:pStyle w:val="Style20"/>
+              <w:bidi w:val="0"/>
+              <w:rPr>
+                <w:sz w:val="18"/>
+              </w:rPr>
+            </w:pPr>
+            <w:r>
+              <w:rPr>
+                <w:sz w:val="18"/>
+              </w:rPr>
+              <w:t>Подтверждение / причина</w:t>
+            </w:r>
+          </w:p>
+        </w:tc>
+        <w:tc>
+          <w:tcPr>
+            <w:tcW w:w="998" w:type="dxa"/>
             <w:tcBorders>
               <w:top w:val="single" w:sz="4" w:space="0" w:color="808080"/>
               <w:left w:val="single" w:sz="2" w:space="0" w:color="808080"/>
@@ -3797,7 +3826,7 @@
         <w:trPr/>
         <w:tc>
           <w:tcPr>
-            <w:tcW w:w="8525" w:type="dxa"/>
+            <w:tcW w:w="3413" w:type="dxa"/>
             <w:tcBorders>
               <w:left w:val="single" w:sz="4" w:space="0" w:color="808080"/>
               <w:bottom w:val="single" w:sz="2" w:space="0" w:color="808080"/>
@@ -3817,13 +3846,39 @@
               <w:rPr>
                 <w:sz w:val="18"/>
               </w:rPr>
-              <w:t>обнаружено с подтверждением B</w:t>
-            </w:r>
-          </w:p>
-        </w:tc>
-        <w:tc>
-          <w:tcPr>
-            <w:tcW w:w="1680" w:type="dxa"/>
+              <w:t>обнаружено</w:t>
+            </w:r>
+          </w:p>
+        </w:tc>
+        <w:tc>
+          <w:tcPr>
+            <w:tcW w:w="5794" w:type="dxa"/>
+            <w:tcBorders>
+              <w:left w:val="single" w:sz="2" w:space="0" w:color="808080"/>
+              <w:bottom w:val="single" w:sz="2" w:space="0" w:color="808080"/>
+              <w:right w:val="single" w:sz="4" w:space="0" w:color="808080"/>
+            </w:tcBorders>
+          </w:tcPr>
+          <w:p>
+            <w:pPr>
+              <w:pStyle w:val="Style19"/>
+              <w:bidi w:val="0"/>
+              <w:jc w:val="left"/>
+              <w:rPr>
+                <w:sz w:val="18"/>
+              </w:rPr>
+            </w:pPr>
+            <w:r>
+              <w:rPr>
+                <w:sz w:val="18"/>
+              </w:rPr>
+              <w:t>совпадает с разметкой Cózar 2024 (B)</w:t>
+            </w:r>
+          </w:p>
+        </w:tc>
+        <w:tc>
+          <w:tcPr>
+            <w:tcW w:w="998" w:type="dxa"/>
             <w:tcBorders>
               <w:left w:val="single" w:sz="2" w:space="0" w:color="808080"/>
               <w:bottom w:val="single" w:sz="2" w:space="0" w:color="808080"/>
@@ -3852,7 +3907,7 @@
         <w:trPr/>
         <w:tc>
           <w:tcPr>
-            <w:tcW w:w="8525" w:type="dxa"/>
+            <w:tcW w:w="3413" w:type="dxa"/>
             <w:tcBorders>
               <w:left w:val="single" w:sz="4" w:space="0" w:color="808080"/>
               <w:bottom w:val="single" w:sz="2" w:space="0" w:color="808080"/>
@@ -3872,13 +3927,39 @@
               <w:rPr>
                 <w:sz w:val="18"/>
               </w:rPr>
-              <w:t>срабатывание, не проверено</w:t>
-            </w:r>
-          </w:p>
-        </w:tc>
-        <w:tc>
-          <w:tcPr>
-            <w:tcW w:w="1680" w:type="dxa"/>
+              <w:t>обнаружено</w:t>
+            </w:r>
+          </w:p>
+        </w:tc>
+        <w:tc>
+          <w:tcPr>
+            <w:tcW w:w="5794" w:type="dxa"/>
+            <w:tcBorders>
+              <w:left w:val="single" w:sz="2" w:space="0" w:color="808080"/>
+              <w:bottom w:val="single" w:sz="2" w:space="0" w:color="808080"/>
+              <w:right w:val="single" w:sz="4" w:space="0" w:color="808080"/>
+            </w:tcBorders>
+          </w:tcPr>
+          <w:p>
+            <w:pPr>
+              <w:pStyle w:val="Style19"/>
+              <w:bidi w:val="0"/>
+              <w:jc w:val="left"/>
+              <w:rPr>
+                <w:sz w:val="18"/>
+              </w:rPr>
+            </w:pPr>
+            <w:r>
+              <w:rPr>
+                <w:sz w:val="18"/>
+              </w:rPr>
+              <w:t>независимой разметки нет (в т. ч. снимок из обучения детектора — 1)</w:t>
+            </w:r>
+          </w:p>
+        </w:tc>
+        <w:tc>
+          <w:tcPr>
+            <w:tcW w:w="998" w:type="dxa"/>
             <w:tcBorders>
               <w:left w:val="single" w:sz="2" w:space="0" w:color="808080"/>
               <w:bottom w:val="single" w:sz="2" w:space="0" w:color="808080"/>
@@ -3907,7 +3988,7 @@
         <w:trPr/>
         <w:tc>
           <w:tcPr>
-            <w:tcW w:w="8525" w:type="dxa"/>
+            <w:tcW w:w="3413" w:type="dxa"/>
             <w:tcBorders>
               <w:left w:val="single" w:sz="4" w:space="0" w:color="808080"/>
               <w:bottom w:val="single" w:sz="2" w:space="0" w:color="808080"/>
@@ -3927,13 +4008,39 @@
               <w:rPr>
                 <w:sz w:val="18"/>
               </w:rPr>
-              <w:t>недостаточно данных (пена, блик, судно, берег, мелководье)</w:t>
-            </w:r>
-          </w:p>
-        </w:tc>
-        <w:tc>
-          <w:tcPr>
-            <w:tcW w:w="1680" w:type="dxa"/>
+              <w:t>недостаточно данных</w:t>
+            </w:r>
+          </w:p>
+        </w:tc>
+        <w:tc>
+          <w:tcPr>
+            <w:tcW w:w="5794" w:type="dxa"/>
+            <w:tcBorders>
+              <w:left w:val="single" w:sz="2" w:space="0" w:color="808080"/>
+              <w:bottom w:val="single" w:sz="2" w:space="0" w:color="808080"/>
+              <w:right w:val="single" w:sz="4" w:space="0" w:color="808080"/>
+            </w:tcBorders>
+          </w:tcPr>
+          <w:p>
+            <w:pPr>
+              <w:pStyle w:val="Style19"/>
+              <w:bidi w:val="0"/>
+              <w:jc w:val="left"/>
+              <w:rPr>
+                <w:sz w:val="18"/>
+              </w:rPr>
+            </w:pPr>
+            <w:r>
+              <w:rPr>
+                <w:sz w:val="18"/>
+              </w:rPr>
+              <w:t>признаки пены, блика, судна, берега, мелководья</w:t>
+            </w:r>
+          </w:p>
+        </w:tc>
+        <w:tc>
+          <w:tcPr>
+            <w:tcW w:w="998" w:type="dxa"/>
             <w:tcBorders>
               <w:left w:val="single" w:sz="2" w:space="0" w:color="808080"/>
               <w:bottom w:val="single" w:sz="2" w:space="0" w:color="808080"/>
@@ -3962,7 +4069,7 @@
         <w:trPr/>
         <w:tc>
           <w:tcPr>
-            <w:tcW w:w="8525" w:type="dxa"/>
+            <w:tcW w:w="3413" w:type="dxa"/>
             <w:tcBorders>
               <w:left w:val="single" w:sz="4" w:space="0" w:color="808080"/>
               <w:bottom w:val="single" w:sz="2" w:space="0" w:color="808080"/>
@@ -3982,33 +4089,59 @@
               <w:rPr>
                 <w:sz w:val="18"/>
               </w:rPr>
-              <w:t>не обнаружено</w:t>
-            </w:r>
-          </w:p>
-        </w:tc>
-        <w:tc>
-          <w:tcPr>
-            <w:tcW w:w="1680" w:type="dxa"/>
-            <w:tcBorders>
-              <w:left w:val="single" w:sz="2" w:space="0" w:color="808080"/>
-              <w:bottom w:val="single" w:sz="2" w:space="0" w:color="808080"/>
-              <w:right w:val="single" w:sz="4" w:space="0" w:color="808080"/>
-            </w:tcBorders>
-          </w:tcPr>
-          <w:p>
-            <w:pPr>
-              <w:pStyle w:val="Style19"/>
-              <w:bidi w:val="0"/>
-              <w:jc w:val="left"/>
-              <w:rPr>
-                <w:sz w:val="18"/>
-              </w:rPr>
-            </w:pPr>
-            <w:r>
-              <w:rPr>
-                <w:sz w:val="18"/>
-              </w:rPr>
-              <w:t>28</w:t>
+              <w:t>недостаточно данных</w:t>
+            </w:r>
+          </w:p>
+        </w:tc>
+        <w:tc>
+          <w:tcPr>
+            <w:tcW w:w="5794" w:type="dxa"/>
+            <w:tcBorders>
+              <w:left w:val="single" w:sz="2" w:space="0" w:color="808080"/>
+              <w:bottom w:val="single" w:sz="2" w:space="0" w:color="808080"/>
+              <w:right w:val="single" w:sz="4" w:space="0" w:color="808080"/>
+            </w:tcBorders>
+          </w:tcPr>
+          <w:p>
+            <w:pPr>
+              <w:pStyle w:val="Style19"/>
+              <w:bidi w:val="0"/>
+              <w:jc w:val="left"/>
+              <w:rPr>
+                <w:sz w:val="18"/>
+              </w:rPr>
+            </w:pPr>
+            <w:r>
+              <w:rPr>
+                <w:sz w:val="18"/>
+              </w:rPr>
+              <w:t>ветер &gt; 5 м/с: ноль не информативен</w:t>
+            </w:r>
+          </w:p>
+        </w:tc>
+        <w:tc>
+          <w:tcPr>
+            <w:tcW w:w="998" w:type="dxa"/>
+            <w:tcBorders>
+              <w:left w:val="single" w:sz="2" w:space="0" w:color="808080"/>
+              <w:bottom w:val="single" w:sz="2" w:space="0" w:color="808080"/>
+              <w:right w:val="single" w:sz="4" w:space="0" w:color="808080"/>
+            </w:tcBorders>
+          </w:tcPr>
+          <w:p>
+            <w:pPr>
+              <w:pStyle w:val="Style19"/>
+              <w:bidi w:val="0"/>
+              <w:jc w:val="left"/>
+              <w:rPr>
+                <w:sz w:val="18"/>
+              </w:rPr>
+            </w:pPr>
+            <w:r>
+              <w:rPr>
+                <w:sz w:val="18"/>
+              </w:rPr>
+              <w:t>0</w:t>
             </w:r>
           </w:p>
         </w:tc>
@@ -4017,7 +4150,7 @@
         <w:trPr/>
         <w:tc>
           <w:tcPr>
-            <w:tcW w:w="8525" w:type="dxa"/>
+            <w:tcW w:w="3413" w:type="dxa"/>
             <w:tcBorders>
               <w:left w:val="single" w:sz="4" w:space="0" w:color="808080"/>
               <w:bottom w:val="single" w:sz="4" w:space="0" w:color="808080"/>
@@ -4037,13 +4170,13 @@
               <w:rPr>
                 <w:sz w:val="18"/>
               </w:rPr>
-              <w:t>ноль не информативен (ветер &gt; 5 м/с)</w:t>
-            </w:r>
-          </w:p>
-        </w:tc>
-        <w:tc>
-          <w:tcPr>
-            <w:tcW w:w="1680" w:type="dxa"/>
+              <w:t>не обнаружено</w:t>
+            </w:r>
+          </w:p>
+        </w:tc>
+        <w:tc>
+          <w:tcPr>
+            <w:tcW w:w="5794" w:type="dxa"/>
             <w:tcBorders>
               <w:left w:val="single" w:sz="2" w:space="0" w:color="808080"/>
               <w:bottom w:val="single" w:sz="4" w:space="0" w:color="808080"/>
@@ -4063,7 +4196,33 @@
               <w:rPr>
                 <w:sz w:val="18"/>
               </w:rPr>
-              <w:t>0</w:t>
+              <w:t>детектор оценивается, объектов нет</w:t>
+            </w:r>
+          </w:p>
+        </w:tc>
+        <w:tc>
+          <w:tcPr>
+            <w:tcW w:w="998" w:type="dxa"/>
+            <w:tcBorders>
+              <w:left w:val="single" w:sz="2" w:space="0" w:color="808080"/>
+              <w:bottom w:val="single" w:sz="4" w:space="0" w:color="808080"/>
+              <w:right w:val="single" w:sz="4" w:space="0" w:color="808080"/>
+            </w:tcBorders>
+          </w:tcPr>
+          <w:p>
+            <w:pPr>
+              <w:pStyle w:val="Style19"/>
+              <w:bidi w:val="0"/>
+              <w:jc w:val="left"/>
+              <w:rPr>
+                <w:sz w:val="18"/>
+              </w:rPr>
+            </w:pPr>
+            <w:r>
+              <w:rPr>
+                <w:sz w:val="18"/>
+              </w:rPr>
+              <w:t>28</w:t>
             </w:r>
           </w:p>
         </w:tc>
@@ -4079,7 +4238,19 @@
       </w:pPr>
       <w:r>
         <w:rPr/>
-        <w:t>Главный статус концентрации у любой зоны — «концентрация по снимку не подтверждена».</w:t>
+        <w:t xml:space="preserve">Что это у находки: плавающий материал (класс MARIDA Marine Debris; пластик не подтверждён). Количество: «Количество предметов по этому снимку не определено (перенос не подтверждён: нет природных пар; см. ISPRA 604)»; у находок статус концентрации — «исследовательская оценка» (сценарий по мишеням PLP, свёрнут; см. раздел «Как получаем шт./км² по снимку и насколько этому верить» в </w:t>
+      </w:r>
+      <w:hyperlink r:id="rId3">
+        <w:r>
+          <w:rPr>
+            <w:rStyle w:val="-"/>
+          </w:rPr>
+          <w:t>README</w:t>
+        </w:r>
+      </w:hyperlink>
+      <w:r>
+        <w:rPr/>
+        <w:t>).</w:t>
       </w:r>
     </w:p>
     <w:p>
@@ -4109,7 +4280,7 @@
                     </pic:cNvPicPr>
                   </pic:nvPicPr>
                   <pic:blipFill>
-                    <a:blip r:embed="rId3"/>
+                    <a:blip r:embed="rId4"/>
                     <a:stretch>
                       <a:fillRect/>
                     </a:stretch>
@@ -6508,7 +6679,7 @@
                     </pic:cNvPicPr>
                   </pic:nvPicPr>
                   <pic:blipFill>
-                    <a:blip r:embed="rId4"/>
+                    <a:blip r:embed="rId5"/>
                     <a:stretch>
                       <a:fillRect/>
                     </a:stretch>
@@ -6579,7 +6750,7 @@
                     </pic:cNvPicPr>
                   </pic:nvPicPr>
                   <pic:blipFill>
-                    <a:blip r:embed="rId5"/>
+                    <a:blip r:embed="rId6"/>
                     <a:stretch>
                       <a:fillRect/>
                     </a:stretch>
@@ -6650,7 +6821,7 @@
                     </pic:cNvPicPr>
                   </pic:nvPicPr>
                   <pic:blipFill>
-                    <a:blip r:embed="rId6"/>
+                    <a:blip r:embed="rId7"/>
                     <a:stretch>
                       <a:fillRect/>
                     </a:stretch>
@@ -6721,7 +6892,7 @@
                     </pic:cNvPicPr>
                   </pic:nvPicPr>
                   <pic:blipFill>
-                    <a:blip r:embed="rId7"/>
+                    <a:blip r:embed="rId8"/>
                     <a:stretch>
                       <a:fillRect/>
                     </a:stretch>
@@ -7056,7 +7227,7 @@
                     </pic:cNvPicPr>
                   </pic:nvPicPr>
                   <pic:blipFill>
-                    <a:blip r:embed="rId8"/>
+                    <a:blip r:embed="rId9"/>
                     <a:stretch>
                       <a:fillRect/>
                     </a:stretch>
@@ -7119,7 +7290,7 @@
       </w:pPr>
       <w:r>
         <w:rPr/>
-        <w:t>ok 259 из 259 проверок, расхождений 0;</w:t>
+        <w:t>ok 268 из 284 проверок, расхождений 0;</w:t>
       </w:r>
     </w:p>
     <w:p>
@@ -7162,7 +7333,7 @@
       </w:pPr>
       <w:r>
         <w:rPr/>
-        <w:t>p95 ответа ≤ 106 мс.</w:t>
+        <w:t>p95 ответа ≤ 4 304 мс.</w:t>
       </w:r>
     </w:p>
     <w:p>
@@ -7367,7 +7538,7 @@
                     </pic:cNvPicPr>
                   </pic:nvPicPr>
                   <pic:blipFill>
-                    <a:blip r:embed="rId9"/>
+                    <a:blip r:embed="rId10"/>
                     <a:stretch>
                       <a:fillRect/>
                     </a:stretch>
@@ -10026,7 +10197,7 @@
                     </pic:cNvPicPr>
                   </pic:nvPicPr>
                   <pic:blipFill>
-                    <a:blip r:embed="rId10"/>
+                    <a:blip r:embed="rId11"/>
                     <a:stretch>
                       <a:fillRect/>
                     </a:stretch>
@@ -15168,7 +15339,7 @@
                     </pic:cNvPicPr>
                   </pic:nvPicPr>
                   <pic:blipFill>
-                    <a:blip r:embed="rId11"/>
+                    <a:blip r:embed="rId12"/>
                     <a:stretch>
                       <a:fillRect/>
                     </a:stretch>
@@ -19988,7 +20159,7 @@
                     </pic:cNvPicPr>
                   </pic:nvPicPr>
                   <pic:blipFill>
-                    <a:blip r:embed="rId12"/>
+                    <a:blip r:embed="rId13"/>
                     <a:stretch>
                       <a:fillRect/>
                     </a:stretch>
@@ -25728,6 +25899,13 @@
     <w:qFormat/>
     <w:rPr>
       <w:rFonts w:ascii="OpenSymbol" w:hAnsi="OpenSymbol" w:eastAsia="OpenSymbol" w:cs="OpenSymbol"/>
+    </w:rPr>
+  </w:style>
+  <w:style w:type="character" w:styleId="-">
+    <w:name w:val="Hyperlink"/>
+    <w:rPr>
+      <w:color w:val="000080"/>
+      <w:u w:val="single"/>
     </w:rPr>
   </w:style>
   <w:style w:type="paragraph" w:styleId="Style13">

--- a/reports/report.docx
+++ b/reports/report.docx
@@ -33175,9 +33175,9 @@
         <w:rPr/>
         <w:drawing>
           <wp:inline distT="0" distB="0" distL="0" distR="0">
-            <wp:extent cx="4064000" cy="2279650"/>
+            <wp:extent cx="5461000" cy="3073400"/>
             <wp:effectExtent l="0" t="0" r="0" b="0"/>
-            <wp:docPr id="13" name="Изображение13" descr="Обзор карты кейса"/>
+            <wp:docPr id="13" name="Изображение13" descr="Финальный интерфейс, первый экран (localhost:8070, 1920×1080): Земля с находками, список снимков Sentinel-2, «Реальное время», переключатели источников, NASA-обзор, PRIME MODE · демо-данные, общая шкала времени"/>
             <wp:cNvGraphicFramePr>
               <a:graphicFrameLocks xmlns:a="http://schemas.openxmlformats.org/drawingml/2006/main" noChangeAspect="1"/>
             </wp:cNvGraphicFramePr>
@@ -33185,7 +33185,7 @@
               <a:graphicData uri="http://schemas.openxmlformats.org/drawingml/2006/picture">
                 <pic:pic xmlns:pic="http://schemas.openxmlformats.org/drawingml/2006/picture">
                   <pic:nvPicPr>
-                    <pic:cNvPr id="13" name="Изображение13" descr="Обзор карты кейса"/>
+                    <pic:cNvPr id="13" name="Изображение13" descr="Финальный интерфейс, первый экран (localhost:8070, 1920×1080): Земля с находками, список снимков Sentinel-2, «Реальное время», переключатели источников, NASA-обзор, PRIME MODE · демо-данные, общая шкала времени"/>
                     <pic:cNvPicPr>
                       <a:picLocks noChangeAspect="1" noChangeArrowheads="1"/>
                     </pic:cNvPicPr>
@@ -33199,7 +33199,7 @@
                   <pic:spPr bwMode="auto">
                     <a:xfrm>
                       <a:off x="0" y="0"/>
-                      <a:ext cx="4064000" cy="2279650"/>
+                      <a:ext cx="5461000" cy="3073400"/>
                     </a:xfrm>
                     <a:prstGeom prst="rect">
                       <a:avLst/>
@@ -33219,7 +33219,7 @@
         <w:rPr>
           <w:i/>
         </w:rPr>
-        <w:t>Обзор карты кейса</w:t>
+        <w:t>Финальный интерфейс, первый экран (localhost:8070, 1920×1080): Земля с находками, список снимков Sentinel-2, «Реальное время», переключатели источников, NASA-обзор, PRIME MODE · демо-данные, общая шкала времени</w:t>
       </w:r>
     </w:p>
     <w:p>
